--- a/Тексты для перевода/Норникель_тексты_Глава_5.docx
+++ b/Тексты для перевода/Норникель_тексты_Глава_5.docx
@@ -211,7 +211,7 @@
         <w:spacing w:after="120"/>
       </w:pPr>
       <w:r>
-        <w:t xml:space="preserve">Если вы часто путешествуете, можете посчитать углеродный след ваших поездок. Существуют специальные инструменты, например, калькулятор ИКАО (Международной организации гражданской авиации), калькулятор «Аэрофлота» и сервисы вроде «Авиасейлс», которые помогут рассчитать количество выбросов CO₂ от авиаперелётов и других видов транспорта.</w:t>
+        <w:t xml:space="preserve">Если вы часто путешествуете, можете посчитать углеродный след ваших поездок. Существуют специальные инструменты, например калькулятор ИКАО (Международной организации гражданской авиации), калькулятор «Аэрофлота» и сервисы вроде «Авиасейлс», которые помогут рассчитать количество выбросов CO₂ от авиаперелётов и других видов транспорта.</w:t>
       </w:r>
     </w:p>
     <w:p>
@@ -299,7 +299,7 @@
         <w:spacing w:after="120"/>
       </w:pPr>
       <w:r>
-        <w:t xml:space="preserve">Переход на низкоуглеродные виды транспорта обеспечивает прямое сокращение удельных выбросов парниковых газов за счёт замещения двигателей внутреннего сгорания на энергоэффективные системы с нулевым или минимальным уровнем прямой эмиссии.</w:t>
+        <w:t xml:space="preserve">Переход на низкоуглеродные виды транспорта обеспечивает прямое сокращение удельных выбросов парниковых газов за счёт замещения двигателей внутреннего сгорания энергоэффективными системами с нулевым или минимальным уровнем прямой эмиссии.</w:t>
       </w:r>
     </w:p>
     <w:p>
